--- a/Fiches-descriptive/Fiche-descriptive_Cloturer-un-stage.docx
+++ b/Fiches-descriptive/Fiche-descriptive_Cloturer-un-stage.docx
@@ -9,9 +9,9 @@
         <w:tblLook w:val="01E0" w:firstRow="1" w:lastRow="1" w:firstColumn="1" w:lastColumn="1" w:noHBand="0" w:noVBand="0"/>
       </w:tblPr>
       <w:tblGrid>
-        <w:gridCol w:w="2765"/>
-        <w:gridCol w:w="3772"/>
-        <w:gridCol w:w="2525"/>
+        <w:gridCol w:w="2768"/>
+        <w:gridCol w:w="3767"/>
+        <w:gridCol w:w="2527"/>
       </w:tblGrid>
       <w:tr>
         <w:trPr>
@@ -89,7 +89,7 @@
                 <w:sz w:val="20"/>
                 <w:szCs w:val="20"/>
               </w:rPr>
-              <w:t>Mark</w:t>
+              <w:t>SGT LAUER</w:t>
             </w:r>
           </w:p>
         </w:tc>
@@ -199,8 +199,10 @@
                 <w:sz w:val="20"/>
                 <w:szCs w:val="20"/>
               </w:rPr>
-              <w:t>GESTAMAT</w:t>
-            </w:r>
+              <w:t>SESAM</w:t>
+            </w:r>
+            <w:bookmarkStart w:id="0" w:name="_GoBack"/>
+            <w:bookmarkEnd w:id="0"/>
           </w:p>
         </w:tc>
         <w:tc>
@@ -937,10 +939,7 @@
     <w:p/>
     <w:p>
       <w:r>
-        <w:t xml:space="preserve"> 1.</w:t>
-      </w:r>
-      <w:r>
-        <w:t>Le gestionnaire est sur la page de gestion des stages. Chaque stage affiche son statut</w:t>
+        <w:t xml:space="preserve"> 1.Le gestionnaire est sur la page de gestion des stages. Chaque stage affiche son statut</w:t>
       </w:r>
     </w:p>
     <w:p>
@@ -1142,10 +1141,7 @@
     </w:p>
     <w:p>
       <w:r>
-        <w:t>4.</w:t>
-      </w:r>
-      <w:r>
-        <w:t>Statut « Clôturé », salle et postes libérés, SAGAIE notifié, message de confirmation.</w:t>
+        <w:t>4.Statut « Clôturé », salle et postes libérés, SAGAIE notifié, message de confirmation.</w:t>
       </w:r>
     </w:p>
     <w:p>
@@ -1286,18 +1282,11 @@
       </w:pPr>
     </w:p>
     <w:p>
-      <w:r>
+      <w:pPr>
         <w:rPr>
           <w:noProof/>
         </w:rPr>
-        <w:t>6.</w:t>
-      </w:r>
-      <w:r>
-        <w:t xml:space="preserve"> </w:t>
-      </w:r>
-      <w:r>
-        <w:t>La clôture est conservée. Un message d'avertissement signale que SAGAIE n'a pas pu être notifié, avec un bouton pour réessayer.</w:t>
-      </w:r>
+      </w:pPr>
     </w:p>
     <w:p>
       <w:pPr>
@@ -1305,56 +1294,6 @@
           <w:noProof/>
         </w:rPr>
       </w:pPr>
-    </w:p>
-    <w:p>
-      <w:pPr>
-        <w:rPr>
-          <w:noProof/>
-        </w:rPr>
-      </w:pPr>
-      <w:r>
-        <w:rPr>
-          <w:noProof/>
-        </w:rPr>
-        <w:lastRenderedPageBreak/>
-        <w:drawing>
-          <wp:inline distT="0" distB="0" distL="0" distR="0" wp14:anchorId="729382CC" wp14:editId="6F243849">
-            <wp:extent cx="5760720" cy="3206750"/>
-            <wp:effectExtent l="0" t="0" r="0" b="0"/>
-            <wp:docPr id="6" name="Image 6"/>
-            <wp:cNvGraphicFramePr>
-              <a:graphicFrameLocks xmlns:a="http://schemas.openxmlformats.org/drawingml/2006/main" noChangeAspect="1"/>
-            </wp:cNvGraphicFramePr>
-            <a:graphic xmlns:a="http://schemas.openxmlformats.org/drawingml/2006/main">
-              <a:graphicData uri="http://schemas.openxmlformats.org/drawingml/2006/picture">
-                <pic:pic xmlns:pic="http://schemas.openxmlformats.org/drawingml/2006/picture">
-                  <pic:nvPicPr>
-                    <pic:cNvPr id="1" name=""/>
-                    <pic:cNvPicPr/>
-                  </pic:nvPicPr>
-                  <pic:blipFill>
-                    <a:blip r:embed="rId10"/>
-                    <a:stretch>
-                      <a:fillRect/>
-                    </a:stretch>
-                  </pic:blipFill>
-                  <pic:spPr>
-                    <a:xfrm>
-                      <a:off x="0" y="0"/>
-                      <a:ext cx="5760720" cy="3206750"/>
-                    </a:xfrm>
-                    <a:prstGeom prst="rect">
-                      <a:avLst/>
-                    </a:prstGeom>
-                  </pic:spPr>
-                </pic:pic>
-              </a:graphicData>
-            </a:graphic>
-          </wp:inline>
-        </w:drawing>
-      </w:r>
-      <w:bookmarkStart w:id="0" w:name="_GoBack"/>
-      <w:bookmarkEnd w:id="0"/>
     </w:p>
     <w:p>
       <w:pPr>
@@ -1675,6 +1614,7 @@
                 <w:sz w:val="20"/>
                 <w:szCs w:val="20"/>
               </w:rPr>
+              <w:lastRenderedPageBreak/>
               <w:t>Acteur Principal</w:t>
             </w:r>
           </w:p>
@@ -2513,226 +2453,6 @@
                 <w:szCs w:val="20"/>
               </w:rPr>
               <w:t>6.a2.3 Le stage reste en cours</w:t>
-            </w:r>
-          </w:p>
-        </w:tc>
-      </w:tr>
-      <w:tr>
-        <w:trPr>
-          <w:trHeight w:val="366"/>
-        </w:trPr>
-        <w:tc>
-          <w:tcPr>
-            <w:tcW w:w="9062" w:type="dxa"/>
-            <w:gridSpan w:val="3"/>
-            <w:shd w:val="pct15" w:color="auto" w:fill="auto"/>
-            <w:vAlign w:val="center"/>
-          </w:tcPr>
-          <w:p>
-            <w:pPr>
-              <w:jc w:val="center"/>
-              <w:rPr>
-                <w:rFonts w:ascii="Arial" w:hAnsi="Arial" w:cs="Arial"/>
-                <w:b/>
-                <w:bCs/>
-                <w:noProof/>
-                <w:sz w:val="20"/>
-                <w:szCs w:val="20"/>
-              </w:rPr>
-            </w:pPr>
-            <w:r>
-              <w:rPr>
-                <w:rFonts w:ascii="Arial" w:hAnsi="Arial" w:cs="Arial"/>
-                <w:b/>
-                <w:bCs/>
-                <w:noProof/>
-                <w:sz w:val="20"/>
-                <w:szCs w:val="20"/>
-              </w:rPr>
-              <w:t>Scénario alternatif 3 : SAGAIE est injoignable</w:t>
-            </w:r>
-          </w:p>
-        </w:tc>
-      </w:tr>
-      <w:tr>
-        <w:trPr>
-          <w:trHeight w:val="510"/>
-        </w:trPr>
-        <w:tc>
-          <w:tcPr>
-            <w:tcW w:w="4531" w:type="dxa"/>
-            <w:gridSpan w:val="2"/>
-            <w:tcBorders>
-              <w:top w:val="nil"/>
-              <w:bottom w:val="single" w:sz="4" w:space="0" w:color="auto"/>
-            </w:tcBorders>
-            <w:vAlign w:val="center"/>
-          </w:tcPr>
-          <w:p>
-            <w:pPr>
-              <w:rPr>
-                <w:rFonts w:ascii="Arial" w:hAnsi="Arial" w:cs="Arial"/>
-                <w:noProof/>
-                <w:sz w:val="20"/>
-                <w:szCs w:val="20"/>
-              </w:rPr>
-            </w:pPr>
-          </w:p>
-        </w:tc>
-        <w:tc>
-          <w:tcPr>
-            <w:tcW w:w="4531" w:type="dxa"/>
-            <w:tcBorders>
-              <w:top w:val="nil"/>
-              <w:bottom w:val="single" w:sz="4" w:space="0" w:color="auto"/>
-            </w:tcBorders>
-            <w:vAlign w:val="center"/>
-          </w:tcPr>
-          <w:p>
-            <w:pPr>
-              <w:rPr>
-                <w:rFonts w:ascii="Arial" w:hAnsi="Arial" w:cs="Arial"/>
-                <w:noProof/>
-                <w:sz w:val="20"/>
-                <w:szCs w:val="20"/>
-              </w:rPr>
-            </w:pPr>
-            <w:r>
-              <w:rPr>
-                <w:rFonts w:ascii="Arial" w:hAnsi="Arial" w:cs="Arial"/>
-                <w:noProof/>
-                <w:sz w:val="20"/>
-                <w:szCs w:val="20"/>
-              </w:rPr>
-              <w:t>9.a3.1 Le système ne parvient pas à joindre SAGAIE</w:t>
-            </w:r>
-          </w:p>
-        </w:tc>
-      </w:tr>
-      <w:tr>
-        <w:trPr>
-          <w:trHeight w:val="510"/>
-        </w:trPr>
-        <w:tc>
-          <w:tcPr>
-            <w:tcW w:w="4531" w:type="dxa"/>
-            <w:gridSpan w:val="2"/>
-            <w:tcBorders>
-              <w:top w:val="nil"/>
-              <w:bottom w:val="single" w:sz="4" w:space="0" w:color="auto"/>
-            </w:tcBorders>
-            <w:vAlign w:val="center"/>
-          </w:tcPr>
-          <w:p>
-            <w:pPr>
-              <w:rPr>
-                <w:rFonts w:ascii="Arial" w:hAnsi="Arial" w:cs="Arial"/>
-                <w:noProof/>
-                <w:sz w:val="20"/>
-                <w:szCs w:val="20"/>
-              </w:rPr>
-            </w:pPr>
-          </w:p>
-        </w:tc>
-        <w:tc>
-          <w:tcPr>
-            <w:tcW w:w="4531" w:type="dxa"/>
-            <w:tcBorders>
-              <w:top w:val="nil"/>
-              <w:bottom w:val="single" w:sz="4" w:space="0" w:color="auto"/>
-            </w:tcBorders>
-            <w:vAlign w:val="center"/>
-          </w:tcPr>
-          <w:p>
-            <w:pPr>
-              <w:rPr>
-                <w:rFonts w:ascii="Arial" w:hAnsi="Arial" w:cs="Arial"/>
-                <w:noProof/>
-                <w:sz w:val="20"/>
-                <w:szCs w:val="20"/>
-              </w:rPr>
-            </w:pPr>
-            <w:r>
-              <w:rPr>
-                <w:rFonts w:ascii="Arial" w:hAnsi="Arial" w:cs="Arial"/>
-                <w:noProof/>
-                <w:sz w:val="20"/>
-                <w:szCs w:val="20"/>
-              </w:rPr>
-              <w:t>9.a3.2 Le système conserve la clôture du stage dans l’application</w:t>
-            </w:r>
-          </w:p>
-        </w:tc>
-      </w:tr>
-      <w:tr>
-        <w:trPr>
-          <w:trHeight w:val="510"/>
-        </w:trPr>
-        <w:tc>
-          <w:tcPr>
-            <w:tcW w:w="4531" w:type="dxa"/>
-            <w:gridSpan w:val="2"/>
-            <w:tcBorders>
-              <w:top w:val="nil"/>
-              <w:bottom w:val="single" w:sz="4" w:space="0" w:color="auto"/>
-            </w:tcBorders>
-            <w:vAlign w:val="center"/>
-          </w:tcPr>
-          <w:p>
-            <w:pPr>
-              <w:rPr>
-                <w:rFonts w:ascii="Arial" w:hAnsi="Arial" w:cs="Arial"/>
-                <w:noProof/>
-                <w:sz w:val="20"/>
-                <w:szCs w:val="20"/>
-              </w:rPr>
-            </w:pPr>
-          </w:p>
-        </w:tc>
-        <w:tc>
-          <w:tcPr>
-            <w:tcW w:w="4531" w:type="dxa"/>
-            <w:tcBorders>
-              <w:top w:val="nil"/>
-              <w:bottom w:val="single" w:sz="4" w:space="0" w:color="auto"/>
-            </w:tcBorders>
-            <w:vAlign w:val="center"/>
-          </w:tcPr>
-          <w:p>
-            <w:pPr>
-              <w:rPr>
-                <w:rFonts w:ascii="Arial" w:hAnsi="Arial" w:cs="Arial"/>
-                <w:noProof/>
-                <w:sz w:val="20"/>
-                <w:szCs w:val="20"/>
-              </w:rPr>
-            </w:pPr>
-            <w:r>
-              <w:rPr>
-                <w:rFonts w:ascii="Arial" w:hAnsi="Arial" w:cs="Arial"/>
-                <w:noProof/>
-                <w:sz w:val="20"/>
-                <w:szCs w:val="20"/>
-              </w:rPr>
-              <w:t xml:space="preserve">9.a3.3 Le système signale </w:t>
-            </w:r>
-            <w:r>
-              <w:rPr>
-                <w:rFonts w:ascii="Arial" w:hAnsi="Arial" w:cs="Arial"/>
-                <w:noProof/>
-                <w:sz w:val="20"/>
-                <w:szCs w:val="20"/>
-              </w:rPr>
-              <w:t xml:space="preserve">au gestionnaire </w:t>
-            </w:r>
-            <w:r>
-              <w:rPr>
-                <w:rFonts w:ascii="Arial" w:hAnsi="Arial" w:cs="Arial"/>
-                <w:noProof/>
-                <w:sz w:val="20"/>
-                <w:szCs w:val="20"/>
-              </w:rPr>
-              <w:t>que SAGAIE n’a pas pu être notifié</w:t>
             </w:r>
           </w:p>
         </w:tc>

--- a/Fiches-descriptive/Fiche-descriptive_Cloturer-un-stage.docx
+++ b/Fiches-descriptive/Fiche-descriptive_Cloturer-un-stage.docx
@@ -40,7 +40,7 @@
                 <w:sz w:val="28"/>
                 <w:szCs w:val="28"/>
               </w:rPr>
-              <w:t>Cas d’utilisation : UC09 – Clôturer un stage</w:t>
+              <w:t>Cas d’utilisation : UC09 – Clôturer automatiquement un stage</w:t>
             </w:r>
           </w:p>
         </w:tc>
@@ -201,8 +201,6 @@
               </w:rPr>
               <w:t>SESAM</w:t>
             </w:r>
-            <w:bookmarkStart w:id="0" w:name="_GoBack"/>
-            <w:bookmarkEnd w:id="0"/>
           </w:p>
         </w:tc>
         <w:tc>
@@ -296,54 +294,45 @@
                 <w:sz w:val="20"/>
                 <w:szCs w:val="20"/>
               </w:rPr>
-              <w:t xml:space="preserve">EN TANT QUE </w:t>
-            </w:r>
-            <w:r>
-              <w:rPr>
-                <w:rFonts w:ascii="Arial" w:hAnsi="Arial" w:cs="Arial"/>
-                <w:noProof/>
-                <w:sz w:val="20"/>
-                <w:szCs w:val="20"/>
-              </w:rPr>
-              <w:t>Gestionnaire</w:t>
-            </w:r>
-          </w:p>
-          <w:p>
-            <w:pPr>
-              <w:rPr>
-                <w:rFonts w:ascii="Arial" w:hAnsi="Arial" w:cs="Arial"/>
-                <w:noProof/>
-                <w:sz w:val="20"/>
-                <w:szCs w:val="20"/>
-              </w:rPr>
-            </w:pPr>
-            <w:r>
-              <w:rPr>
-                <w:rFonts w:ascii="Arial" w:hAnsi="Arial" w:cs="Arial"/>
-                <w:noProof/>
-                <w:sz w:val="20"/>
-                <w:szCs w:val="20"/>
-              </w:rPr>
-              <w:t>JE SOUHAITE Clôturer un stage</w:t>
-            </w:r>
-          </w:p>
-          <w:p>
-            <w:pPr>
-              <w:rPr>
-                <w:rFonts w:ascii="Arial" w:hAnsi="Arial" w:cs="Arial"/>
-                <w:noProof/>
-                <w:sz w:val="20"/>
-                <w:szCs w:val="20"/>
-              </w:rPr>
-            </w:pPr>
-            <w:r>
-              <w:rPr>
-                <w:rFonts w:ascii="Arial" w:hAnsi="Arial" w:cs="Arial"/>
-                <w:noProof/>
-                <w:sz w:val="20"/>
-                <w:szCs w:val="20"/>
-              </w:rPr>
-              <w:t>AFIN DE Mettre fin à sa gestion dans l’application, libérer les ressources qui lui étaient dédiées et tenir SAGAIE informé</w:t>
+              <w:t>EN TANT QUE Système</w:t>
+            </w:r>
+          </w:p>
+          <w:p>
+            <w:pPr>
+              <w:rPr>
+                <w:rFonts w:ascii="Arial" w:hAnsi="Arial" w:cs="Arial"/>
+                <w:noProof/>
+                <w:sz w:val="20"/>
+                <w:szCs w:val="20"/>
+              </w:rPr>
+            </w:pPr>
+            <w:r>
+              <w:rPr>
+                <w:rFonts w:ascii="Arial" w:hAnsi="Arial" w:cs="Arial"/>
+                <w:noProof/>
+                <w:sz w:val="20"/>
+                <w:szCs w:val="20"/>
+              </w:rPr>
+              <w:t>JE SOUHAITE Clôturer automatiquement un stage à sa date de fin</w:t>
+            </w:r>
+          </w:p>
+          <w:p>
+            <w:pPr>
+              <w:rPr>
+                <w:rFonts w:ascii="Arial" w:hAnsi="Arial" w:cs="Arial"/>
+                <w:noProof/>
+                <w:sz w:val="20"/>
+                <w:szCs w:val="20"/>
+              </w:rPr>
+            </w:pPr>
+            <w:r>
+              <w:rPr>
+                <w:rFonts w:ascii="Arial" w:hAnsi="Arial" w:cs="Arial"/>
+                <w:noProof/>
+                <w:sz w:val="20"/>
+                <w:szCs w:val="20"/>
+              </w:rPr>
+              <w:t>AFIN DE Mettre fin automatiquement à sa gestion dans l’application, libérer les ressources qui lui étaient dédiées et tenir SAGAIE informé</w:t>
             </w:r>
           </w:p>
           <w:p>
@@ -571,44 +560,26 @@
                 <w:sz w:val="20"/>
                 <w:szCs w:val="20"/>
               </w:rPr>
-              <w:t xml:space="preserve">Seul </w:t>
-            </w:r>
-            <w:r>
-              <w:rPr>
-                <w:rFonts w:ascii="Arial" w:hAnsi="Arial" w:cs="Arial"/>
-                <w:noProof/>
-                <w:sz w:val="20"/>
-                <w:szCs w:val="20"/>
-              </w:rPr>
-              <w:t>le gestionnaire</w:t>
-            </w:r>
-            <w:r>
-              <w:rPr>
-                <w:rFonts w:ascii="Arial" w:hAnsi="Arial" w:cs="Arial"/>
-                <w:noProof/>
-                <w:sz w:val="20"/>
-                <w:szCs w:val="20"/>
-              </w:rPr>
-              <w:t xml:space="preserve"> peut clôturer un stage</w:t>
-            </w:r>
-          </w:p>
-          <w:p>
-            <w:pPr>
-              <w:rPr>
-                <w:rFonts w:ascii="Arial" w:hAnsi="Arial" w:cs="Arial"/>
-                <w:noProof/>
-                <w:sz w:val="20"/>
-                <w:szCs w:val="20"/>
-              </w:rPr>
-            </w:pPr>
-            <w:r>
-              <w:rPr>
-                <w:rFonts w:ascii="Arial" w:hAnsi="Arial" w:cs="Arial"/>
-                <w:noProof/>
-                <w:sz w:val="20"/>
-                <w:szCs w:val="20"/>
-              </w:rPr>
-              <w:t>Seul un stage chargé depuis SAGAIE et en cours peut être clôturé</w:t>
+              <w:t>La clôture du stage est effectuée automatiquement par le système à partir de sa date de fin</w:t>
+            </w:r>
+          </w:p>
+          <w:p>
+            <w:pPr>
+              <w:rPr>
+                <w:rFonts w:ascii="Arial" w:hAnsi="Arial" w:cs="Arial"/>
+                <w:noProof/>
+                <w:sz w:val="20"/>
+                <w:szCs w:val="20"/>
+              </w:rPr>
+            </w:pPr>
+            <w:r>
+              <w:rPr>
+                <w:rFonts w:ascii="Arial" w:hAnsi="Arial" w:cs="Arial"/>
+                <w:noProof/>
+                <w:sz w:val="20"/>
+                <w:szCs w:val="20"/>
+              </w:rPr>
+              <w:t>Seul un stage chargé depuis SAGAIE et dont la date de fin est atteinte peut être clôturé automatiquement</w:t>
             </w:r>
           </w:p>
           <w:p>
@@ -646,7 +617,7 @@
                 <w:sz w:val="20"/>
                 <w:szCs w:val="20"/>
               </w:rPr>
-              <w:t>À la clôture, la salle et les postes affectés au stage sont libérés</w:t>
+              <w:t>À la clôture, la salle et les postes affectés au stage sont automatiquement libérés</w:t>
             </w:r>
           </w:p>
         </w:tc>
@@ -938,8 +909,16 @@
     </w:p>
     <w:p/>
     <w:p>
+      <w:pPr>
+        <w:rPr>
+          <w:noProof/>
+        </w:rPr>
+      </w:pPr>
       <w:r>
-        <w:t xml:space="preserve"> 1.Le gestionnaire est sur la page de gestion des stages. Chaque stage affiche son statut</w:t>
+        <w:t xml:space="preserve">1. Le système affiche </w:t>
+      </w:r>
+      <w:r>
+        <w:t>le stage comme clôturé</w:t>
       </w:r>
     </w:p>
     <w:p>
@@ -953,9 +932,9 @@
           <w:noProof/>
         </w:rPr>
         <w:drawing>
-          <wp:inline distT="0" distB="0" distL="0" distR="0" wp14:anchorId="799B22FB" wp14:editId="48EA4051">
-            <wp:extent cx="5760720" cy="3137535"/>
-            <wp:effectExtent l="0" t="0" r="0" b="5715"/>
+          <wp:inline distT="0" distB="0" distL="0" distR="0" wp14:anchorId="78427AC3" wp14:editId="276E9848">
+            <wp:extent cx="6537733" cy="2762250"/>
+            <wp:effectExtent l="0" t="0" r="0" b="0"/>
             <wp:docPr id="1" name="Image 1"/>
             <wp:cNvGraphicFramePr>
               <a:graphicFrameLocks xmlns:a="http://schemas.openxmlformats.org/drawingml/2006/main" noChangeAspect="1"/>
@@ -976,7 +955,7 @@
                   <pic:spPr>
                     <a:xfrm>
                       <a:off x="0" y="0"/>
-                      <a:ext cx="5760720" cy="3137535"/>
+                      <a:ext cx="6543609" cy="2764733"/>
                     </a:xfrm>
                     <a:prstGeom prst="rect">
                       <a:avLst/>
@@ -1002,15 +981,13 @@
           <w:noProof/>
         </w:rPr>
       </w:pPr>
-      <w:r>
+    </w:p>
+    <w:p>
+      <w:pPr>
         <w:rPr>
           <w:noProof/>
         </w:rPr>
-        <w:t>2. L</w:t>
-      </w:r>
-      <w:r>
-        <w:t>e système affiche le détail (intitulé, dates, salle, statut). Le bouton « Clôturer le stage » n'apparaît actif que pour un stage en cours.</w:t>
-      </w:r>
+      </w:pPr>
     </w:p>
     <w:p>
       <w:pPr>
@@ -1023,10 +1000,10 @@
           <w:noProof/>
         </w:rPr>
         <w:drawing>
-          <wp:inline distT="0" distB="0" distL="0" distR="0" wp14:anchorId="6DF6B84E" wp14:editId="34C61323">
-            <wp:extent cx="5760720" cy="3173095"/>
-            <wp:effectExtent l="0" t="0" r="0" b="8255"/>
-            <wp:docPr id="2" name="Image 2"/>
+          <wp:inline distT="0" distB="0" distL="0" distR="0" wp14:anchorId="22156F61" wp14:editId="3E085DE2">
+            <wp:extent cx="5760720" cy="266700"/>
+            <wp:effectExtent l="0" t="0" r="3810" b="0"/>
+            <wp:docPr id="6" name="Image 6"/>
             <wp:cNvGraphicFramePr>
               <a:graphicFrameLocks xmlns:a="http://schemas.openxmlformats.org/drawingml/2006/main" noChangeAspect="1"/>
             </wp:cNvGraphicFramePr>
@@ -1046,7 +1023,7 @@
                   <pic:spPr>
                     <a:xfrm>
                       <a:off x="0" y="0"/>
-                      <a:ext cx="5760720" cy="3173095"/>
+                      <a:ext cx="5760720" cy="266700"/>
                     </a:xfrm>
                     <a:prstGeom prst="rect">
                       <a:avLst/>
@@ -1058,242 +1035,6 @@
           </wp:inline>
         </w:drawing>
       </w:r>
-    </w:p>
-    <w:p>
-      <w:pPr>
-        <w:rPr>
-          <w:noProof/>
-        </w:rPr>
-      </w:pPr>
-    </w:p>
-    <w:p>
-      <w:pPr>
-        <w:rPr>
-          <w:noProof/>
-        </w:rPr>
-      </w:pPr>
-      <w:r>
-        <w:rPr>
-          <w:noProof/>
-        </w:rPr>
-        <w:t>3.</w:t>
-      </w:r>
-      <w:r>
-        <w:t xml:space="preserve"> </w:t>
-      </w:r>
-      <w:r>
-        <w:t>Fenêtre de confirmation avec stage, dates et salle. Aucune clôture sans clic sur « Valider ». « Annuler » ferme la fenêtre sans rien modifier.</w:t>
-      </w:r>
-    </w:p>
-    <w:p>
-      <w:pPr>
-        <w:rPr>
-          <w:noProof/>
-        </w:rPr>
-      </w:pPr>
-      <w:r>
-        <w:rPr>
-          <w:noProof/>
-        </w:rPr>
-        <w:drawing>
-          <wp:inline distT="0" distB="0" distL="0" distR="0" wp14:anchorId="26318489" wp14:editId="30031631">
-            <wp:extent cx="5760720" cy="3140075"/>
-            <wp:effectExtent l="0" t="0" r="0" b="3175"/>
-            <wp:docPr id="3" name="Image 3"/>
-            <wp:cNvGraphicFramePr>
-              <a:graphicFrameLocks xmlns:a="http://schemas.openxmlformats.org/drawingml/2006/main" noChangeAspect="1"/>
-            </wp:cNvGraphicFramePr>
-            <a:graphic xmlns:a="http://schemas.openxmlformats.org/drawingml/2006/main">
-              <a:graphicData uri="http://schemas.openxmlformats.org/drawingml/2006/picture">
-                <pic:pic xmlns:pic="http://schemas.openxmlformats.org/drawingml/2006/picture">
-                  <pic:nvPicPr>
-                    <pic:cNvPr id="1" name=""/>
-                    <pic:cNvPicPr/>
-                  </pic:nvPicPr>
-                  <pic:blipFill>
-                    <a:blip r:embed="rId7"/>
-                    <a:stretch>
-                      <a:fillRect/>
-                    </a:stretch>
-                  </pic:blipFill>
-                  <pic:spPr>
-                    <a:xfrm>
-                      <a:off x="0" y="0"/>
-                      <a:ext cx="5760720" cy="3140075"/>
-                    </a:xfrm>
-                    <a:prstGeom prst="rect">
-                      <a:avLst/>
-                    </a:prstGeom>
-                  </pic:spPr>
-                </pic:pic>
-              </a:graphicData>
-            </a:graphic>
-          </wp:inline>
-        </w:drawing>
-      </w:r>
-    </w:p>
-    <w:p>
-      <w:pPr>
-        <w:rPr>
-          <w:noProof/>
-        </w:rPr>
-      </w:pPr>
-    </w:p>
-    <w:p>
-      <w:r>
-        <w:t>4.Statut « Clôturé », salle et postes libérés, SAGAIE notifié, message de confirmation.</w:t>
-      </w:r>
-    </w:p>
-    <w:p>
-      <w:pPr>
-        <w:rPr>
-          <w:noProof/>
-        </w:rPr>
-      </w:pPr>
-    </w:p>
-    <w:p>
-      <w:pPr>
-        <w:rPr>
-          <w:noProof/>
-        </w:rPr>
-      </w:pPr>
-      <w:r>
-        <w:rPr>
-          <w:noProof/>
-        </w:rPr>
-        <w:lastRenderedPageBreak/>
-        <w:drawing>
-          <wp:inline distT="0" distB="0" distL="0" distR="0" wp14:anchorId="0F545BE9" wp14:editId="6728D121">
-            <wp:extent cx="5760720" cy="3138170"/>
-            <wp:effectExtent l="0" t="0" r="0" b="5080"/>
-            <wp:docPr id="4" name="Image 4"/>
-            <wp:cNvGraphicFramePr>
-              <a:graphicFrameLocks xmlns:a="http://schemas.openxmlformats.org/drawingml/2006/main" noChangeAspect="1"/>
-            </wp:cNvGraphicFramePr>
-            <a:graphic xmlns:a="http://schemas.openxmlformats.org/drawingml/2006/main">
-              <a:graphicData uri="http://schemas.openxmlformats.org/drawingml/2006/picture">
-                <pic:pic xmlns:pic="http://schemas.openxmlformats.org/drawingml/2006/picture">
-                  <pic:nvPicPr>
-                    <pic:cNvPr id="1" name=""/>
-                    <pic:cNvPicPr/>
-                  </pic:nvPicPr>
-                  <pic:blipFill>
-                    <a:blip r:embed="rId8"/>
-                    <a:stretch>
-                      <a:fillRect/>
-                    </a:stretch>
-                  </pic:blipFill>
-                  <pic:spPr>
-                    <a:xfrm>
-                      <a:off x="0" y="0"/>
-                      <a:ext cx="5760720" cy="3138170"/>
-                    </a:xfrm>
-                    <a:prstGeom prst="rect">
-                      <a:avLst/>
-                    </a:prstGeom>
-                  </pic:spPr>
-                </pic:pic>
-              </a:graphicData>
-            </a:graphic>
-          </wp:inline>
-        </w:drawing>
-      </w:r>
-    </w:p>
-    <w:p>
-      <w:pPr>
-        <w:rPr>
-          <w:noProof/>
-        </w:rPr>
-      </w:pPr>
-    </w:p>
-    <w:p>
-      <w:pPr>
-        <w:rPr>
-          <w:noProof/>
-        </w:rPr>
-      </w:pPr>
-      <w:r>
-        <w:rPr>
-          <w:noProof/>
-        </w:rPr>
-        <w:t>5.</w:t>
-      </w:r>
-      <w:r>
-        <w:rPr>
-          <w:noProof/>
-        </w:rPr>
-        <w:t xml:space="preserve"> </w:t>
-      </w:r>
-      <w:r>
-        <w:t>Sur un stage déjà clôturé, le bouton est inactif. Un clic affiche un message d'information et rien n'est modifié.</w:t>
-      </w:r>
-      <w:r>
-        <w:rPr>
-          <w:noProof/>
-        </w:rPr>
-        <w:t xml:space="preserve"> </w:t>
-      </w:r>
-      <w:r>
-        <w:rPr>
-          <w:noProof/>
-        </w:rPr>
-        <w:drawing>
-          <wp:inline distT="0" distB="0" distL="0" distR="0" wp14:anchorId="3D3562C4" wp14:editId="6B9050BF">
-            <wp:extent cx="5760720" cy="3081655"/>
-            <wp:effectExtent l="0" t="0" r="0" b="4445"/>
-            <wp:docPr id="5" name="Image 5"/>
-            <wp:cNvGraphicFramePr>
-              <a:graphicFrameLocks xmlns:a="http://schemas.openxmlformats.org/drawingml/2006/main" noChangeAspect="1"/>
-            </wp:cNvGraphicFramePr>
-            <a:graphic xmlns:a="http://schemas.openxmlformats.org/drawingml/2006/main">
-              <a:graphicData uri="http://schemas.openxmlformats.org/drawingml/2006/picture">
-                <pic:pic xmlns:pic="http://schemas.openxmlformats.org/drawingml/2006/picture">
-                  <pic:nvPicPr>
-                    <pic:cNvPr id="1" name=""/>
-                    <pic:cNvPicPr/>
-                  </pic:nvPicPr>
-                  <pic:blipFill>
-                    <a:blip r:embed="rId9"/>
-                    <a:stretch>
-                      <a:fillRect/>
-                    </a:stretch>
-                  </pic:blipFill>
-                  <pic:spPr>
-                    <a:xfrm>
-                      <a:off x="0" y="0"/>
-                      <a:ext cx="5760720" cy="3081655"/>
-                    </a:xfrm>
-                    <a:prstGeom prst="rect">
-                      <a:avLst/>
-                    </a:prstGeom>
-                  </pic:spPr>
-                </pic:pic>
-              </a:graphicData>
-            </a:graphic>
-          </wp:inline>
-        </w:drawing>
-      </w:r>
-    </w:p>
-    <w:p>
-      <w:pPr>
-        <w:rPr>
-          <w:noProof/>
-        </w:rPr>
-      </w:pPr>
-    </w:p>
-    <w:p>
-      <w:pPr>
-        <w:rPr>
-          <w:noProof/>
-        </w:rPr>
-      </w:pPr>
-    </w:p>
-    <w:p>
-      <w:pPr>
-        <w:rPr>
-          <w:noProof/>
-        </w:rPr>
-      </w:pPr>
     </w:p>
     <w:p>
       <w:pPr>
@@ -1441,16 +1182,25 @@
                 <w:sz w:val="20"/>
                 <w:szCs w:val="20"/>
               </w:rPr>
-              <w:t>Le gestionnaire</w:t>
-            </w:r>
-            <w:r>
-              <w:rPr>
-                <w:rFonts w:ascii="Arial" w:hAnsi="Arial" w:cs="Arial"/>
-                <w:noProof/>
-                <w:sz w:val="20"/>
-                <w:szCs w:val="20"/>
-              </w:rPr>
-              <w:t xml:space="preserve"> est authentifié</w:t>
+              <w:t>L</w:t>
+            </w:r>
+            <w:r>
+              <w:rPr>
+                <w:rFonts w:ascii="Arial" w:hAnsi="Arial" w:cs="Arial"/>
+                <w:noProof/>
+                <w:sz w:val="20"/>
+                <w:szCs w:val="20"/>
+              </w:rPr>
+              <w:t xml:space="preserve">’administrateur </w:t>
+            </w:r>
+            <w:r>
+              <w:rPr>
+                <w:rFonts w:ascii="Arial" w:hAnsi="Arial" w:cs="Arial"/>
+                <w:noProof/>
+                <w:sz w:val="20"/>
+                <w:szCs w:val="20"/>
+              </w:rPr>
+              <w:t>est authentifié</w:t>
             </w:r>
           </w:p>
           <w:p>
@@ -1484,16 +1234,16 @@
                 <w:sz w:val="20"/>
                 <w:szCs w:val="20"/>
               </w:rPr>
-              <w:t>e gestionnaire</w:t>
-            </w:r>
-            <w:r>
-              <w:rPr>
-                <w:rFonts w:ascii="Arial" w:hAnsi="Arial" w:cs="Arial"/>
-                <w:noProof/>
-                <w:sz w:val="20"/>
-                <w:szCs w:val="20"/>
-              </w:rPr>
-              <w:t xml:space="preserve"> est sur la page de gestion des stages</w:t>
+              <w:t xml:space="preserve">’administrateur </w:t>
+            </w:r>
+            <w:r>
+              <w:rPr>
+                <w:rFonts w:ascii="Arial" w:hAnsi="Arial" w:cs="Arial"/>
+                <w:noProof/>
+                <w:sz w:val="20"/>
+                <w:szCs w:val="20"/>
+              </w:rPr>
+              <w:t>est sur la page de gestion des stages</w:t>
             </w:r>
           </w:p>
           <w:p>
@@ -1614,7 +1364,6 @@
                 <w:sz w:val="20"/>
                 <w:szCs w:val="20"/>
               </w:rPr>
-              <w:lastRenderedPageBreak/>
               <w:t>Acteur Principal</w:t>
             </w:r>
           </w:p>
@@ -1675,33 +1424,6 @@
                 <w:szCs w:val="20"/>
               </w:rPr>
             </w:pPr>
-            <w:r>
-              <w:rPr>
-                <w:rFonts w:ascii="Arial" w:hAnsi="Arial" w:cs="Arial"/>
-                <w:noProof/>
-                <w:sz w:val="20"/>
-                <w:szCs w:val="20"/>
-              </w:rPr>
-              <w:t xml:space="preserve">1. </w:t>
-            </w:r>
-            <w:r>
-              <w:rPr>
-                <w:rFonts w:ascii="Arial" w:hAnsi="Arial" w:cs="Arial"/>
-                <w:noProof/>
-                <w:sz w:val="20"/>
-                <w:szCs w:val="20"/>
-              </w:rPr>
-              <w:t>Le gestionnaire</w:t>
-            </w:r>
-            <w:r>
-              <w:rPr>
-                <w:rFonts w:ascii="Arial" w:hAnsi="Arial" w:cs="Arial"/>
-                <w:noProof/>
-                <w:sz w:val="20"/>
-                <w:szCs w:val="20"/>
-              </w:rPr>
-              <w:t xml:space="preserve"> sélectionne le stage à clôturer</w:t>
-            </w:r>
           </w:p>
         </w:tc>
         <w:tc>
@@ -1729,7 +1451,7 @@
                 <w:sz w:val="20"/>
                 <w:szCs w:val="20"/>
               </w:rPr>
-              <w:t>2. Le système affiche le détail du stage (intitulé, dates, salle, statut)</w:t>
+              <w:t>1. Le système surveille les stages au statut « En cours ».</w:t>
             </w:r>
           </w:p>
         </w:tc>
@@ -1757,33 +1479,6 @@
                 <w:szCs w:val="20"/>
               </w:rPr>
             </w:pPr>
-            <w:r>
-              <w:rPr>
-                <w:rFonts w:ascii="Arial" w:hAnsi="Arial" w:cs="Arial"/>
-                <w:noProof/>
-                <w:sz w:val="20"/>
-                <w:szCs w:val="20"/>
-              </w:rPr>
-              <w:t xml:space="preserve">3. </w:t>
-            </w:r>
-            <w:r>
-              <w:rPr>
-                <w:rFonts w:ascii="Arial" w:hAnsi="Arial" w:cs="Arial"/>
-                <w:noProof/>
-                <w:sz w:val="20"/>
-                <w:szCs w:val="20"/>
-              </w:rPr>
-              <w:t>Le gestionnaire</w:t>
-            </w:r>
-            <w:r>
-              <w:rPr>
-                <w:rFonts w:ascii="Arial" w:hAnsi="Arial" w:cs="Arial"/>
-                <w:noProof/>
-                <w:sz w:val="20"/>
-                <w:szCs w:val="20"/>
-              </w:rPr>
-              <w:t xml:space="preserve"> clique sur « Clôturer le stage »</w:t>
-            </w:r>
           </w:p>
         </w:tc>
         <w:tc>
@@ -1811,7 +1506,16 @@
                 <w:sz w:val="20"/>
                 <w:szCs w:val="20"/>
               </w:rPr>
-              <w:t>4. Le système vérifie que le stage est en cours</w:t>
+              <w:t xml:space="preserve">2. </w:t>
+            </w:r>
+            <w:r>
+              <w:rPr>
+                <w:rFonts w:ascii="Arial" w:hAnsi="Arial" w:cs="Arial"/>
+                <w:noProof/>
+                <w:sz w:val="20"/>
+                <w:szCs w:val="20"/>
+              </w:rPr>
+              <w:t>Le système détecte que la date de fin du stage est atteinte.</w:t>
             </w:r>
           </w:p>
         </w:tc>
@@ -1866,7 +1570,16 @@
                 <w:sz w:val="20"/>
                 <w:szCs w:val="20"/>
               </w:rPr>
-              <w:t>5. Le système affiche la fenêtre de confirmation (stage, dates, salle)</w:t>
+              <w:t xml:space="preserve">3. </w:t>
+            </w:r>
+            <w:r>
+              <w:rPr>
+                <w:rFonts w:ascii="Arial" w:hAnsi="Arial" w:cs="Arial"/>
+                <w:noProof/>
+                <w:sz w:val="20"/>
+                <w:szCs w:val="20"/>
+              </w:rPr>
+              <w:t>Le système vérifie que le stage est toujours au statut « En cours ».</w:t>
             </w:r>
           </w:p>
         </w:tc>
@@ -1894,33 +1607,6 @@
                 <w:szCs w:val="20"/>
               </w:rPr>
             </w:pPr>
-            <w:r>
-              <w:rPr>
-                <w:rFonts w:ascii="Arial" w:hAnsi="Arial" w:cs="Arial"/>
-                <w:noProof/>
-                <w:sz w:val="20"/>
-                <w:szCs w:val="20"/>
-              </w:rPr>
-              <w:t xml:space="preserve">6. </w:t>
-            </w:r>
-            <w:r>
-              <w:rPr>
-                <w:rFonts w:ascii="Arial" w:hAnsi="Arial" w:cs="Arial"/>
-                <w:noProof/>
-                <w:sz w:val="20"/>
-                <w:szCs w:val="20"/>
-              </w:rPr>
-              <w:t>Le gestionnaire</w:t>
-            </w:r>
-            <w:r>
-              <w:rPr>
-                <w:rFonts w:ascii="Arial" w:hAnsi="Arial" w:cs="Arial"/>
-                <w:noProof/>
-                <w:sz w:val="20"/>
-                <w:szCs w:val="20"/>
-              </w:rPr>
-              <w:t xml:space="preserve"> confirme en cliquant sur « Valider »</w:t>
-            </w:r>
           </w:p>
         </w:tc>
         <w:tc>
@@ -1948,25 +1634,25 @@
                 <w:sz w:val="20"/>
                 <w:szCs w:val="20"/>
               </w:rPr>
-              <w:t>7. Le système passe le stage au statut « Clôturé » et enregistre la clôture (</w:t>
-            </w:r>
-            <w:r>
-              <w:rPr>
-                <w:rFonts w:ascii="Arial" w:hAnsi="Arial" w:cs="Arial"/>
-                <w:noProof/>
-                <w:sz w:val="20"/>
-                <w:szCs w:val="20"/>
-              </w:rPr>
-              <w:t>gestionnaire</w:t>
-            </w:r>
-            <w:r>
-              <w:rPr>
-                <w:rFonts w:ascii="Arial" w:hAnsi="Arial" w:cs="Arial"/>
-                <w:noProof/>
-                <w:sz w:val="20"/>
-                <w:szCs w:val="20"/>
-              </w:rPr>
-              <w:t>, stage, date et heure)</w:t>
+              <w:t xml:space="preserve">4. </w:t>
+            </w:r>
+            <w:r>
+              <w:rPr>
+                <w:rFonts w:ascii="Arial" w:hAnsi="Arial" w:cs="Arial"/>
+                <w:noProof/>
+                <w:sz w:val="20"/>
+                <w:szCs w:val="20"/>
+              </w:rPr>
+              <w:t>Le système passe automatiquement le stage au statut « Clôturé »</w:t>
+            </w:r>
+            <w:r>
+              <w:rPr>
+                <w:rFonts w:ascii="Arial" w:hAnsi="Arial" w:cs="Arial"/>
+                <w:noProof/>
+                <w:sz w:val="20"/>
+                <w:szCs w:val="20"/>
+              </w:rPr>
+              <w:t>.</w:t>
             </w:r>
           </w:p>
         </w:tc>
@@ -2021,7 +1707,16 @@
                 <w:sz w:val="20"/>
                 <w:szCs w:val="20"/>
               </w:rPr>
-              <w:t>8. Le système libère la salle et les postes affectés au stage</w:t>
+              <w:t xml:space="preserve">5. </w:t>
+            </w:r>
+            <w:r>
+              <w:rPr>
+                <w:rFonts w:ascii="Arial" w:hAnsi="Arial" w:cs="Arial"/>
+                <w:noProof/>
+                <w:sz w:val="20"/>
+                <w:szCs w:val="20"/>
+              </w:rPr>
+              <w:t>Le système libère automatiquement la salle et les postes affectés au stage.</w:t>
             </w:r>
           </w:p>
         </w:tc>
@@ -2076,7 +1771,16 @@
                 <w:sz w:val="20"/>
                 <w:szCs w:val="20"/>
               </w:rPr>
-              <w:t>9. Le système notifie SAGAIE de la clôture du stage</w:t>
+              <w:t xml:space="preserve">6. </w:t>
+            </w:r>
+            <w:r>
+              <w:rPr>
+                <w:rFonts w:ascii="Arial" w:hAnsi="Arial" w:cs="Arial"/>
+                <w:noProof/>
+                <w:sz w:val="20"/>
+                <w:szCs w:val="20"/>
+              </w:rPr>
+              <w:t>Le système transmet automatiquement l’information de clôture à SAGAIE.</w:t>
             </w:r>
           </w:p>
         </w:tc>
@@ -2131,329 +1835,19 @@
                 <w:sz w:val="20"/>
                 <w:szCs w:val="20"/>
               </w:rPr>
-              <w:t>10. Le système affiche un message de confirmation</w:t>
-            </w:r>
-          </w:p>
-        </w:tc>
-      </w:tr>
-      <w:tr>
-        <w:trPr>
-          <w:trHeight w:val="366"/>
-        </w:trPr>
-        <w:tc>
-          <w:tcPr>
-            <w:tcW w:w="9062" w:type="dxa"/>
-            <w:gridSpan w:val="3"/>
-            <w:shd w:val="pct15" w:color="auto" w:fill="auto"/>
-            <w:vAlign w:val="center"/>
-          </w:tcPr>
-          <w:p>
-            <w:pPr>
-              <w:jc w:val="center"/>
-              <w:rPr>
-                <w:rFonts w:ascii="Arial" w:hAnsi="Arial" w:cs="Arial"/>
-                <w:b/>
-                <w:bCs/>
-                <w:noProof/>
-                <w:sz w:val="20"/>
-                <w:szCs w:val="20"/>
-              </w:rPr>
-            </w:pPr>
-            <w:r>
-              <w:rPr>
-                <w:rFonts w:ascii="Arial" w:hAnsi="Arial" w:cs="Arial"/>
-                <w:b/>
-                <w:bCs/>
-                <w:noProof/>
-                <w:sz w:val="20"/>
-                <w:szCs w:val="20"/>
-              </w:rPr>
-              <w:t>Scénario alternatif 1 : Le stage est déjà clôturé</w:t>
-            </w:r>
-          </w:p>
-        </w:tc>
-      </w:tr>
-      <w:tr>
-        <w:trPr>
-          <w:trHeight w:val="510"/>
-        </w:trPr>
-        <w:tc>
-          <w:tcPr>
-            <w:tcW w:w="4531" w:type="dxa"/>
-            <w:gridSpan w:val="2"/>
-            <w:tcBorders>
-              <w:top w:val="nil"/>
-              <w:bottom w:val="single" w:sz="4" w:space="0" w:color="auto"/>
-            </w:tcBorders>
-            <w:vAlign w:val="center"/>
-          </w:tcPr>
-          <w:p>
-            <w:pPr>
-              <w:rPr>
-                <w:rFonts w:ascii="Arial" w:hAnsi="Arial" w:cs="Arial"/>
-                <w:noProof/>
-                <w:sz w:val="20"/>
-                <w:szCs w:val="20"/>
-              </w:rPr>
-            </w:pPr>
-          </w:p>
-        </w:tc>
-        <w:tc>
-          <w:tcPr>
-            <w:tcW w:w="4531" w:type="dxa"/>
-            <w:tcBorders>
-              <w:top w:val="nil"/>
-              <w:bottom w:val="single" w:sz="4" w:space="0" w:color="auto"/>
-            </w:tcBorders>
-            <w:vAlign w:val="center"/>
-          </w:tcPr>
-          <w:p>
-            <w:pPr>
-              <w:rPr>
-                <w:rFonts w:ascii="Arial" w:hAnsi="Arial" w:cs="Arial"/>
-                <w:noProof/>
-                <w:sz w:val="20"/>
-                <w:szCs w:val="20"/>
-              </w:rPr>
-            </w:pPr>
-            <w:r>
-              <w:rPr>
-                <w:rFonts w:ascii="Arial" w:hAnsi="Arial" w:cs="Arial"/>
-                <w:noProof/>
-                <w:sz w:val="20"/>
-                <w:szCs w:val="20"/>
-              </w:rPr>
-              <w:t>4.a1.1 Le système constate que le stage est déjà au statut « Clôturé »</w:t>
-            </w:r>
-          </w:p>
-        </w:tc>
-      </w:tr>
-      <w:tr>
-        <w:trPr>
-          <w:trHeight w:val="510"/>
-        </w:trPr>
-        <w:tc>
-          <w:tcPr>
-            <w:tcW w:w="4531" w:type="dxa"/>
-            <w:gridSpan w:val="2"/>
-            <w:tcBorders>
-              <w:top w:val="nil"/>
-              <w:bottom w:val="single" w:sz="4" w:space="0" w:color="auto"/>
-            </w:tcBorders>
-            <w:vAlign w:val="center"/>
-          </w:tcPr>
-          <w:p>
-            <w:pPr>
-              <w:rPr>
-                <w:rFonts w:ascii="Arial" w:hAnsi="Arial" w:cs="Arial"/>
-                <w:noProof/>
-                <w:sz w:val="20"/>
-                <w:szCs w:val="20"/>
-              </w:rPr>
-            </w:pPr>
-          </w:p>
-        </w:tc>
-        <w:tc>
-          <w:tcPr>
-            <w:tcW w:w="4531" w:type="dxa"/>
-            <w:tcBorders>
-              <w:top w:val="nil"/>
-              <w:bottom w:val="single" w:sz="4" w:space="0" w:color="auto"/>
-            </w:tcBorders>
-            <w:vAlign w:val="center"/>
-          </w:tcPr>
-          <w:p>
-            <w:pPr>
-              <w:rPr>
-                <w:rFonts w:ascii="Arial" w:hAnsi="Arial" w:cs="Arial"/>
-                <w:noProof/>
-                <w:sz w:val="20"/>
-                <w:szCs w:val="20"/>
-              </w:rPr>
-            </w:pPr>
-            <w:r>
-              <w:rPr>
-                <w:rFonts w:ascii="Arial" w:hAnsi="Arial" w:cs="Arial"/>
-                <w:noProof/>
-                <w:sz w:val="20"/>
-                <w:szCs w:val="20"/>
-              </w:rPr>
-              <w:t>4.a1.2 Le système affiche un message d’information et la clôture n’est pas effectuée</w:t>
-            </w:r>
-          </w:p>
-        </w:tc>
-      </w:tr>
-      <w:tr>
-        <w:trPr>
-          <w:trHeight w:val="366"/>
-        </w:trPr>
-        <w:tc>
-          <w:tcPr>
-            <w:tcW w:w="9062" w:type="dxa"/>
-            <w:gridSpan w:val="3"/>
-            <w:shd w:val="pct15" w:color="auto" w:fill="auto"/>
-            <w:vAlign w:val="center"/>
-          </w:tcPr>
-          <w:p>
-            <w:pPr>
-              <w:jc w:val="center"/>
-              <w:rPr>
-                <w:rFonts w:ascii="Arial" w:hAnsi="Arial" w:cs="Arial"/>
-                <w:b/>
-                <w:bCs/>
-                <w:noProof/>
-                <w:sz w:val="20"/>
-                <w:szCs w:val="20"/>
-              </w:rPr>
-            </w:pPr>
-            <w:r>
-              <w:rPr>
-                <w:rFonts w:ascii="Arial" w:hAnsi="Arial" w:cs="Arial"/>
-                <w:b/>
-                <w:bCs/>
-                <w:noProof/>
-                <w:sz w:val="20"/>
-                <w:szCs w:val="20"/>
-              </w:rPr>
-              <w:t>Scénario alternatif 2 : L’administrateur annule la clôture</w:t>
-            </w:r>
-          </w:p>
-        </w:tc>
-      </w:tr>
-      <w:tr>
-        <w:trPr>
-          <w:trHeight w:val="510"/>
-        </w:trPr>
-        <w:tc>
-          <w:tcPr>
-            <w:tcW w:w="4531" w:type="dxa"/>
-            <w:gridSpan w:val="2"/>
-            <w:tcBorders>
-              <w:top w:val="nil"/>
-              <w:bottom w:val="single" w:sz="4" w:space="0" w:color="auto"/>
-            </w:tcBorders>
-            <w:vAlign w:val="center"/>
-          </w:tcPr>
-          <w:p>
-            <w:pPr>
-              <w:rPr>
-                <w:rFonts w:ascii="Arial" w:hAnsi="Arial" w:cs="Arial"/>
-                <w:noProof/>
-                <w:sz w:val="20"/>
-                <w:szCs w:val="20"/>
-              </w:rPr>
-            </w:pPr>
-            <w:r>
-              <w:rPr>
-                <w:rFonts w:ascii="Arial" w:hAnsi="Arial" w:cs="Arial"/>
-                <w:noProof/>
-                <w:sz w:val="20"/>
-                <w:szCs w:val="20"/>
-              </w:rPr>
-              <w:t xml:space="preserve">6.a2.1 </w:t>
-            </w:r>
-            <w:r>
-              <w:rPr>
-                <w:rFonts w:ascii="Arial" w:hAnsi="Arial" w:cs="Arial"/>
-                <w:noProof/>
-                <w:sz w:val="20"/>
-                <w:szCs w:val="20"/>
-              </w:rPr>
-              <w:t>Le gestionnaire</w:t>
-            </w:r>
-            <w:r>
-              <w:rPr>
-                <w:rFonts w:ascii="Arial" w:hAnsi="Arial" w:cs="Arial"/>
-                <w:noProof/>
-                <w:sz w:val="20"/>
-                <w:szCs w:val="20"/>
-              </w:rPr>
-              <w:t xml:space="preserve"> clique sur « Annuler »</w:t>
-            </w:r>
-          </w:p>
-        </w:tc>
-        <w:tc>
-          <w:tcPr>
-            <w:tcW w:w="4531" w:type="dxa"/>
-            <w:tcBorders>
-              <w:top w:val="nil"/>
-              <w:bottom w:val="single" w:sz="4" w:space="0" w:color="auto"/>
-            </w:tcBorders>
-            <w:vAlign w:val="center"/>
-          </w:tcPr>
-          <w:p>
-            <w:pPr>
-              <w:rPr>
-                <w:rFonts w:ascii="Arial" w:hAnsi="Arial" w:cs="Arial"/>
-                <w:noProof/>
-                <w:sz w:val="20"/>
-                <w:szCs w:val="20"/>
-              </w:rPr>
-            </w:pPr>
-            <w:r>
-              <w:rPr>
-                <w:rFonts w:ascii="Arial" w:hAnsi="Arial" w:cs="Arial"/>
-                <w:noProof/>
-                <w:sz w:val="20"/>
-                <w:szCs w:val="20"/>
-              </w:rPr>
-              <w:t>6.a2.2 Le système ferme la fenêtre de confirmation sans rien modifier</w:t>
-            </w:r>
-          </w:p>
-        </w:tc>
-      </w:tr>
-      <w:tr>
-        <w:trPr>
-          <w:trHeight w:val="510"/>
-        </w:trPr>
-        <w:tc>
-          <w:tcPr>
-            <w:tcW w:w="4531" w:type="dxa"/>
-            <w:gridSpan w:val="2"/>
-            <w:tcBorders>
-              <w:top w:val="nil"/>
-              <w:bottom w:val="single" w:sz="4" w:space="0" w:color="auto"/>
-            </w:tcBorders>
-            <w:vAlign w:val="center"/>
-          </w:tcPr>
-          <w:p>
-            <w:pPr>
-              <w:rPr>
-                <w:rFonts w:ascii="Arial" w:hAnsi="Arial" w:cs="Arial"/>
-                <w:noProof/>
-                <w:sz w:val="20"/>
-                <w:szCs w:val="20"/>
-              </w:rPr>
-            </w:pPr>
-          </w:p>
-        </w:tc>
-        <w:tc>
-          <w:tcPr>
-            <w:tcW w:w="4531" w:type="dxa"/>
-            <w:tcBorders>
-              <w:top w:val="nil"/>
-              <w:bottom w:val="single" w:sz="4" w:space="0" w:color="auto"/>
-            </w:tcBorders>
-            <w:vAlign w:val="center"/>
-          </w:tcPr>
-          <w:p>
-            <w:pPr>
-              <w:rPr>
-                <w:rFonts w:ascii="Arial" w:hAnsi="Arial" w:cs="Arial"/>
-                <w:noProof/>
-                <w:sz w:val="20"/>
-                <w:szCs w:val="20"/>
-              </w:rPr>
-            </w:pPr>
-            <w:r>
-              <w:rPr>
-                <w:rFonts w:ascii="Arial" w:hAnsi="Arial" w:cs="Arial"/>
-                <w:noProof/>
-                <w:sz w:val="20"/>
-                <w:szCs w:val="20"/>
-              </w:rPr>
-              <w:t>6.a2.3 Le stage reste en cours</w:t>
-            </w:r>
+              <w:t xml:space="preserve">7. </w:t>
+            </w:r>
+            <w:r>
+              <w:rPr>
+                <w:rFonts w:ascii="Arial" w:hAnsi="Arial" w:cs="Arial"/>
+                <w:noProof/>
+                <w:sz w:val="20"/>
+                <w:szCs w:val="20"/>
+              </w:rPr>
+              <w:t>Le système met à jour les informations du stage dans l’application.</w:t>
+            </w:r>
+            <w:bookmarkStart w:id="0" w:name="_GoBack"/>
+            <w:bookmarkEnd w:id="0"/>
           </w:p>
         </w:tc>
       </w:tr>

--- a/Fiches-descriptive/Fiche-descriptive_Cloturer-un-stage.docx
+++ b/Fiches-descriptive/Fiche-descriptive_Cloturer-un-stage.docx
@@ -459,9 +459,180 @@
                 <w:sz w:val="20"/>
                 <w:szCs w:val="20"/>
               </w:rPr>
-              <w:t>SAGAIE est informé de la clôture du stage</w:t>
-            </w:r>
-          </w:p>
+              <w:t>SAGAIE es</w:t>
+            </w:r>
+            <w:r>
+              <w:rPr>
+                <w:rFonts w:ascii="Arial" w:hAnsi="Arial" w:cs="Arial"/>
+                <w:noProof/>
+                <w:sz w:val="20"/>
+                <w:szCs w:val="20"/>
+              </w:rPr>
+              <w:t>t</w:t>
+            </w:r>
+            <w:r>
+              <w:rPr>
+                <w:rFonts w:ascii="Arial" w:hAnsi="Arial" w:cs="Arial"/>
+                <w:noProof/>
+                <w:sz w:val="20"/>
+                <w:szCs w:val="20"/>
+              </w:rPr>
+              <w:t xml:space="preserve"> informé de la clôture du stage</w:t>
+            </w:r>
+          </w:p>
+        </w:tc>
+      </w:tr>
+      <w:tr>
+        <w:trPr>
+          <w:trHeight w:val="230"/>
+        </w:trPr>
+        <w:tc>
+          <w:tcPr>
+            <w:tcW w:w="9212" w:type="dxa"/>
+            <w:gridSpan w:val="3"/>
+            <w:shd w:val="pct15" w:color="auto" w:fill="auto"/>
+            <w:vAlign w:val="center"/>
+          </w:tcPr>
+          <w:p>
+            <w:pPr>
+              <w:rPr>
+                <w:rFonts w:ascii="Arial" w:hAnsi="Arial" w:cs="Arial"/>
+                <w:b/>
+                <w:noProof/>
+                <w:sz w:val="20"/>
+                <w:szCs w:val="20"/>
+              </w:rPr>
+            </w:pPr>
+            <w:r>
+              <w:rPr>
+                <w:rFonts w:ascii="Arial" w:hAnsi="Arial" w:cs="Arial"/>
+                <w:b/>
+                <w:noProof/>
+                <w:sz w:val="20"/>
+                <w:szCs w:val="20"/>
+              </w:rPr>
+              <w:t>Règles de gestion métier :</w:t>
+            </w:r>
+          </w:p>
+        </w:tc>
+      </w:tr>
+      <w:tr>
+        <w:trPr>
+          <w:trHeight w:val="482"/>
+        </w:trPr>
+        <w:tc>
+          <w:tcPr>
+            <w:tcW w:w="9212" w:type="dxa"/>
+            <w:gridSpan w:val="3"/>
+            <w:tcBorders>
+              <w:bottom w:val="single" w:sz="4" w:space="0" w:color="auto"/>
+            </w:tcBorders>
+          </w:tcPr>
+          <w:p>
+            <w:pPr>
+              <w:rPr>
+                <w:rFonts w:ascii="Arial" w:hAnsi="Arial" w:cs="Arial"/>
+                <w:noProof/>
+                <w:sz w:val="20"/>
+                <w:szCs w:val="20"/>
+              </w:rPr>
+            </w:pPr>
+            <w:r>
+              <w:rPr>
+                <w:rFonts w:ascii="Arial" w:hAnsi="Arial" w:cs="Arial"/>
+                <w:noProof/>
+                <w:sz w:val="20"/>
+                <w:szCs w:val="20"/>
+              </w:rPr>
+              <w:t>La clôture du stage est effectuée automatiquement par le système à partir de sa date de fin</w:t>
+            </w:r>
+          </w:p>
+          <w:p>
+            <w:pPr>
+              <w:rPr>
+                <w:rFonts w:ascii="Arial" w:hAnsi="Arial" w:cs="Arial"/>
+                <w:noProof/>
+                <w:sz w:val="20"/>
+                <w:szCs w:val="20"/>
+              </w:rPr>
+            </w:pPr>
+            <w:r>
+              <w:rPr>
+                <w:rFonts w:ascii="Arial" w:hAnsi="Arial" w:cs="Arial"/>
+                <w:noProof/>
+                <w:sz w:val="20"/>
+                <w:szCs w:val="20"/>
+              </w:rPr>
+              <w:t>Seul un stage chargé depuis SAGAIE et dont la date de fin est atteinte peut être clôturé automatiquement</w:t>
+            </w:r>
+          </w:p>
+          <w:p>
+            <w:pPr>
+              <w:rPr>
+                <w:rFonts w:ascii="Arial" w:hAnsi="Arial" w:cs="Arial"/>
+                <w:noProof/>
+                <w:sz w:val="20"/>
+                <w:szCs w:val="20"/>
+              </w:rPr>
+            </w:pPr>
+            <w:r>
+              <w:rPr>
+                <w:rFonts w:ascii="Arial" w:hAnsi="Arial" w:cs="Arial"/>
+                <w:noProof/>
+                <w:sz w:val="20"/>
+                <w:szCs w:val="20"/>
+              </w:rPr>
+              <w:t>À la clôture, la salle et les postes affectés au stage sont automatiquement libérés</w:t>
+            </w:r>
+          </w:p>
+        </w:tc>
+      </w:tr>
+      <w:tr>
+        <w:trPr>
+          <w:trHeight w:val="230"/>
+        </w:trPr>
+        <w:tc>
+          <w:tcPr>
+            <w:tcW w:w="9212" w:type="dxa"/>
+            <w:gridSpan w:val="3"/>
+            <w:shd w:val="pct15" w:color="auto" w:fill="auto"/>
+            <w:vAlign w:val="center"/>
+          </w:tcPr>
+          <w:p>
+            <w:pPr>
+              <w:rPr>
+                <w:rFonts w:ascii="Arial" w:hAnsi="Arial" w:cs="Arial"/>
+                <w:b/>
+                <w:noProof/>
+                <w:sz w:val="20"/>
+                <w:szCs w:val="20"/>
+              </w:rPr>
+            </w:pPr>
+            <w:r>
+              <w:rPr>
+                <w:rFonts w:ascii="Arial" w:hAnsi="Arial" w:cs="Arial"/>
+                <w:b/>
+                <w:noProof/>
+                <w:sz w:val="20"/>
+                <w:szCs w:val="20"/>
+              </w:rPr>
+              <w:t>Besoins non fonctionnels :</w:t>
+            </w:r>
+          </w:p>
+        </w:tc>
+      </w:tr>
+      <w:tr>
+        <w:trPr>
+          <w:trHeight w:val="482"/>
+        </w:trPr>
+        <w:tc>
+          <w:tcPr>
+            <w:tcW w:w="9212" w:type="dxa"/>
+            <w:gridSpan w:val="3"/>
+            <w:tcBorders>
+              <w:bottom w:val="single" w:sz="4" w:space="0" w:color="auto"/>
+            </w:tcBorders>
+          </w:tcPr>
           <w:p>
             <w:pPr>
               <w:pStyle w:val="Paragraphedeliste"/>
@@ -484,16 +655,16 @@
                 <w:sz w:val="20"/>
                 <w:szCs w:val="20"/>
               </w:rPr>
-              <w:t>Aucune clôture n’est effectuée sans confirmation explicite d</w:t>
-            </w:r>
-            <w:r>
-              <w:rPr>
-                <w:rFonts w:ascii="Arial" w:hAnsi="Arial" w:cs="Arial"/>
-                <w:noProof/>
-                <w:sz w:val="20"/>
-                <w:szCs w:val="20"/>
-              </w:rPr>
-              <w:t>u gestionnaire</w:t>
+              <w:t xml:space="preserve">Action réservée aux utilisateurs authentifiés ayant le rôle </w:t>
+            </w:r>
+            <w:r>
+              <w:rPr>
+                <w:rFonts w:ascii="Arial" w:hAnsi="Arial" w:cs="Arial"/>
+                <w:noProof/>
+                <w:sz w:val="20"/>
+                <w:szCs w:val="20"/>
+              </w:rPr>
+              <w:t xml:space="preserve"> administrateur</w:t>
             </w:r>
           </w:p>
         </w:tc>
@@ -527,138 +698,24 @@
                 <w:sz w:val="20"/>
                 <w:szCs w:val="20"/>
               </w:rPr>
-              <w:t>Règles de gestion métier :</w:t>
+              <w:t>Besoins en IHM</w:t>
+            </w:r>
+            <w:r>
+              <w:rPr>
+                <w:rFonts w:ascii="Arial" w:hAnsi="Arial" w:cs="Arial"/>
+                <w:b/>
+                <w:noProof/>
+                <w:sz w:val="20"/>
+                <w:szCs w:val="20"/>
+              </w:rPr>
+              <w:t> :</w:t>
             </w:r>
           </w:p>
         </w:tc>
       </w:tr>
       <w:tr>
         <w:trPr>
-          <w:trHeight w:val="482"/>
-        </w:trPr>
-        <w:tc>
-          <w:tcPr>
-            <w:tcW w:w="9212" w:type="dxa"/>
-            <w:gridSpan w:val="3"/>
-            <w:tcBorders>
-              <w:bottom w:val="single" w:sz="4" w:space="0" w:color="auto"/>
-            </w:tcBorders>
-          </w:tcPr>
-          <w:p>
-            <w:pPr>
-              <w:rPr>
-                <w:rFonts w:ascii="Arial" w:hAnsi="Arial" w:cs="Arial"/>
-                <w:noProof/>
-                <w:sz w:val="20"/>
-                <w:szCs w:val="20"/>
-              </w:rPr>
-            </w:pPr>
-            <w:r>
-              <w:rPr>
-                <w:rFonts w:ascii="Arial" w:hAnsi="Arial" w:cs="Arial"/>
-                <w:noProof/>
-                <w:sz w:val="20"/>
-                <w:szCs w:val="20"/>
-              </w:rPr>
-              <w:t>La clôture du stage est effectuée automatiquement par le système à partir de sa date de fin</w:t>
-            </w:r>
-          </w:p>
-          <w:p>
-            <w:pPr>
-              <w:rPr>
-                <w:rFonts w:ascii="Arial" w:hAnsi="Arial" w:cs="Arial"/>
-                <w:noProof/>
-                <w:sz w:val="20"/>
-                <w:szCs w:val="20"/>
-              </w:rPr>
-            </w:pPr>
-            <w:r>
-              <w:rPr>
-                <w:rFonts w:ascii="Arial" w:hAnsi="Arial" w:cs="Arial"/>
-                <w:noProof/>
-                <w:sz w:val="20"/>
-                <w:szCs w:val="20"/>
-              </w:rPr>
-              <w:t>Seul un stage chargé depuis SAGAIE et dont la date de fin est atteinte peut être clôturé automatiquement</w:t>
-            </w:r>
-          </w:p>
-          <w:p>
-            <w:pPr>
-              <w:rPr>
-                <w:rFonts w:ascii="Arial" w:hAnsi="Arial" w:cs="Arial"/>
-                <w:noProof/>
-                <w:sz w:val="20"/>
-                <w:szCs w:val="20"/>
-              </w:rPr>
-            </w:pPr>
-            <w:r>
-              <w:rPr>
-                <w:rFonts w:ascii="Arial" w:hAnsi="Arial" w:cs="Arial"/>
-                <w:noProof/>
-                <w:sz w:val="20"/>
-                <w:szCs w:val="20"/>
-              </w:rPr>
-              <w:t>Un stage déjà clôturé ne peut pas être clôturé une seconde fois</w:t>
-            </w:r>
-          </w:p>
-          <w:p>
-            <w:pPr>
-              <w:rPr>
-                <w:rFonts w:ascii="Arial" w:hAnsi="Arial" w:cs="Arial"/>
-                <w:noProof/>
-                <w:sz w:val="20"/>
-                <w:szCs w:val="20"/>
-              </w:rPr>
-            </w:pPr>
-            <w:r>
-              <w:rPr>
-                <w:rFonts w:ascii="Arial" w:hAnsi="Arial" w:cs="Arial"/>
-                <w:noProof/>
-                <w:sz w:val="20"/>
-                <w:szCs w:val="20"/>
-              </w:rPr>
-              <w:t>À la clôture, la salle et les postes affectés au stage sont automatiquement libérés</w:t>
-            </w:r>
-          </w:p>
-        </w:tc>
-      </w:tr>
-      <w:tr>
-        <w:trPr>
-          <w:trHeight w:val="230"/>
-        </w:trPr>
-        <w:tc>
-          <w:tcPr>
-            <w:tcW w:w="9212" w:type="dxa"/>
-            <w:gridSpan w:val="3"/>
-            <w:shd w:val="pct15" w:color="auto" w:fill="auto"/>
-            <w:vAlign w:val="center"/>
-          </w:tcPr>
-          <w:p>
-            <w:pPr>
-              <w:rPr>
-                <w:rFonts w:ascii="Arial" w:hAnsi="Arial" w:cs="Arial"/>
-                <w:b/>
-                <w:noProof/>
-                <w:sz w:val="20"/>
-                <w:szCs w:val="20"/>
-              </w:rPr>
-            </w:pPr>
-            <w:r>
-              <w:rPr>
-                <w:rFonts w:ascii="Arial" w:hAnsi="Arial" w:cs="Arial"/>
-                <w:b/>
-                <w:noProof/>
-                <w:sz w:val="20"/>
-                <w:szCs w:val="20"/>
-              </w:rPr>
-              <w:t>Besoins non fonctionnels :</w:t>
-            </w:r>
-          </w:p>
-        </w:tc>
-      </w:tr>
-      <w:tr>
-        <w:trPr>
-          <w:trHeight w:val="482"/>
+          <w:trHeight w:val="464"/>
         </w:trPr>
         <w:tc>
           <w:tcPr>
@@ -690,200 +747,10 @@
                 <w:sz w:val="20"/>
                 <w:szCs w:val="20"/>
               </w:rPr>
-              <w:t xml:space="preserve">Action réservée aux utilisateurs authentifiés ayant le rôle </w:t>
-            </w:r>
-            <w:r>
-              <w:rPr>
-                <w:rFonts w:ascii="Arial" w:hAnsi="Arial" w:cs="Arial"/>
-                <w:noProof/>
-                <w:sz w:val="20"/>
-                <w:szCs w:val="20"/>
-              </w:rPr>
-              <w:t>gestionnaire</w:t>
-            </w:r>
-          </w:p>
-          <w:p>
-            <w:pPr>
-              <w:pStyle w:val="Paragraphedeliste"/>
-              <w:numPr>
-                <w:ilvl w:val="0"/>
-                <w:numId w:val="1"/>
-              </w:numPr>
-              <w:ind w:left="284" w:hanging="284"/>
-              <w:rPr>
-                <w:rFonts w:ascii="Arial" w:hAnsi="Arial" w:cs="Arial"/>
-                <w:noProof/>
-                <w:sz w:val="20"/>
-                <w:szCs w:val="20"/>
-              </w:rPr>
-            </w:pPr>
-            <w:r>
-              <w:rPr>
-                <w:rFonts w:ascii="Arial" w:hAnsi="Arial" w:cs="Arial"/>
-                <w:noProof/>
-                <w:sz w:val="20"/>
-                <w:szCs w:val="20"/>
-              </w:rPr>
-              <w:t>La notification de clôture est transmise à SAGAIE en moins de 10 secondes</w:t>
-            </w:r>
-          </w:p>
-        </w:tc>
-      </w:tr>
-      <w:tr>
-        <w:trPr>
-          <w:trHeight w:val="230"/>
-        </w:trPr>
-        <w:tc>
-          <w:tcPr>
-            <w:tcW w:w="9212" w:type="dxa"/>
-            <w:gridSpan w:val="3"/>
-            <w:shd w:val="pct15" w:color="auto" w:fill="auto"/>
-            <w:vAlign w:val="center"/>
-          </w:tcPr>
-          <w:p>
-            <w:pPr>
-              <w:rPr>
-                <w:rFonts w:ascii="Arial" w:hAnsi="Arial" w:cs="Arial"/>
-                <w:b/>
-                <w:noProof/>
-                <w:sz w:val="20"/>
-                <w:szCs w:val="20"/>
-              </w:rPr>
-            </w:pPr>
-            <w:r>
-              <w:rPr>
-                <w:rFonts w:ascii="Arial" w:hAnsi="Arial" w:cs="Arial"/>
-                <w:b/>
-                <w:noProof/>
-                <w:sz w:val="20"/>
-                <w:szCs w:val="20"/>
-              </w:rPr>
-              <w:t>Besoins en IHM</w:t>
-            </w:r>
-            <w:r>
-              <w:rPr>
-                <w:rFonts w:ascii="Arial" w:hAnsi="Arial" w:cs="Arial"/>
-                <w:b/>
-                <w:noProof/>
-                <w:sz w:val="20"/>
-                <w:szCs w:val="20"/>
-              </w:rPr>
-              <w:t> :</w:t>
-            </w:r>
-          </w:p>
-        </w:tc>
-      </w:tr>
-      <w:tr>
-        <w:trPr>
-          <w:trHeight w:val="464"/>
-        </w:trPr>
-        <w:tc>
-          <w:tcPr>
-            <w:tcW w:w="9212" w:type="dxa"/>
-            <w:gridSpan w:val="3"/>
-            <w:tcBorders>
-              <w:bottom w:val="single" w:sz="4" w:space="0" w:color="auto"/>
-            </w:tcBorders>
-          </w:tcPr>
-          <w:p>
-            <w:pPr>
-              <w:pStyle w:val="Paragraphedeliste"/>
-              <w:numPr>
-                <w:ilvl w:val="0"/>
-                <w:numId w:val="1"/>
-              </w:numPr>
-              <w:ind w:left="284" w:hanging="284"/>
-              <w:rPr>
-                <w:rFonts w:ascii="Arial" w:hAnsi="Arial" w:cs="Arial"/>
-                <w:noProof/>
-                <w:sz w:val="20"/>
-                <w:szCs w:val="20"/>
-              </w:rPr>
-            </w:pPr>
-            <w:r>
-              <w:rPr>
-                <w:rFonts w:ascii="Arial" w:hAnsi="Arial" w:cs="Arial"/>
-                <w:noProof/>
-                <w:sz w:val="20"/>
-                <w:szCs w:val="20"/>
-              </w:rPr>
               <w:t>Liste des stages avec leur statut (en cours / clôturé)</w:t>
             </w:r>
-          </w:p>
-          <w:p>
-            <w:pPr>
-              <w:pStyle w:val="Paragraphedeliste"/>
-              <w:numPr>
-                <w:ilvl w:val="0"/>
-                <w:numId w:val="1"/>
-              </w:numPr>
-              <w:ind w:left="284" w:hanging="284"/>
-              <w:rPr>
-                <w:rFonts w:ascii="Arial" w:hAnsi="Arial" w:cs="Arial"/>
-                <w:noProof/>
-                <w:sz w:val="20"/>
-                <w:szCs w:val="20"/>
-              </w:rPr>
-            </w:pPr>
-            <w:r>
-              <w:rPr>
-                <w:rFonts w:ascii="Arial" w:hAnsi="Arial" w:cs="Arial"/>
-                <w:noProof/>
-                <w:sz w:val="20"/>
-                <w:szCs w:val="20"/>
-              </w:rPr>
-              <w:t>Bouton « Clôturer le stage » sur la fiche du stage</w:t>
-            </w:r>
-          </w:p>
-          <w:p>
-            <w:pPr>
-              <w:pStyle w:val="Paragraphedeliste"/>
-              <w:numPr>
-                <w:ilvl w:val="0"/>
-                <w:numId w:val="1"/>
-              </w:numPr>
-              <w:ind w:left="284" w:hanging="284"/>
-              <w:rPr>
-                <w:rFonts w:ascii="Arial" w:hAnsi="Arial" w:cs="Arial"/>
-                <w:noProof/>
-                <w:sz w:val="20"/>
-                <w:szCs w:val="20"/>
-              </w:rPr>
-            </w:pPr>
-            <w:r>
-              <w:rPr>
-                <w:rFonts w:ascii="Arial" w:hAnsi="Arial" w:cs="Arial"/>
-                <w:noProof/>
-                <w:sz w:val="20"/>
-                <w:szCs w:val="20"/>
-              </w:rPr>
-              <w:t>Fenêtre de confirmation (stage, dates, salle) avec boutons « Valider » et « Annuler »</w:t>
-            </w:r>
-          </w:p>
-          <w:p>
-            <w:pPr>
-              <w:pStyle w:val="Paragraphedeliste"/>
-              <w:numPr>
-                <w:ilvl w:val="0"/>
-                <w:numId w:val="1"/>
-              </w:numPr>
-              <w:ind w:left="284" w:hanging="284"/>
-              <w:rPr>
-                <w:rFonts w:ascii="Arial" w:hAnsi="Arial" w:cs="Arial"/>
-                <w:noProof/>
-                <w:sz w:val="20"/>
-                <w:szCs w:val="20"/>
-              </w:rPr>
-            </w:pPr>
-            <w:r>
-              <w:rPr>
-                <w:rFonts w:ascii="Arial" w:hAnsi="Arial" w:cs="Arial"/>
-                <w:noProof/>
-                <w:sz w:val="20"/>
-                <w:szCs w:val="20"/>
-              </w:rPr>
-              <w:t>Messages de confirmation et d’erreur</w:t>
-            </w:r>
+            <w:bookmarkStart w:id="0" w:name="_GoBack"/>
+            <w:bookmarkEnd w:id="0"/>
           </w:p>
         </w:tc>
       </w:tr>
@@ -1846,8 +1713,6 @@
               </w:rPr>
               <w:t>Le système met à jour les informations du stage dans l’application.</w:t>
             </w:r>
-            <w:bookmarkStart w:id="0" w:name="_GoBack"/>
-            <w:bookmarkEnd w:id="0"/>
           </w:p>
         </w:tc>
       </w:tr>

--- a/Fiches-descriptive/Fiche-descriptive_Cloturer-un-stage.docx
+++ b/Fiches-descriptive/Fiche-descriptive_Cloturer-un-stage.docx
@@ -33,6 +33,8 @@
                 <w:szCs w:val="28"/>
               </w:rPr>
             </w:pPr>
+            <w:bookmarkStart w:id="0" w:name="_GoBack"/>
+            <w:bookmarkEnd w:id="0"/>
             <w:r>
               <w:rPr>
                 <w:rFonts w:ascii="Arial" w:hAnsi="Arial" w:cs="Arial"/>
@@ -228,7 +230,7 @@
                 <w:sz w:val="20"/>
                 <w:szCs w:val="20"/>
               </w:rPr>
-              <w:t>06/10/2026 – v1.0</w:t>
+              <w:t>07/10/2026 – v1.1</w:t>
             </w:r>
           </w:p>
         </w:tc>
@@ -294,7 +296,7 @@
                 <w:sz w:val="20"/>
                 <w:szCs w:val="20"/>
               </w:rPr>
-              <w:t>EN TANT QUE Système</w:t>
+              <w:t>EN TANT QUE Temps</w:t>
             </w:r>
           </w:p>
           <w:p>
@@ -459,25 +461,7 @@
                 <w:sz w:val="20"/>
                 <w:szCs w:val="20"/>
               </w:rPr>
-              <w:t>SAGAIE es</w:t>
-            </w:r>
-            <w:r>
-              <w:rPr>
-                <w:rFonts w:ascii="Arial" w:hAnsi="Arial" w:cs="Arial"/>
-                <w:noProof/>
-                <w:sz w:val="20"/>
-                <w:szCs w:val="20"/>
-              </w:rPr>
-              <w:t>t</w:t>
-            </w:r>
-            <w:r>
-              <w:rPr>
-                <w:rFonts w:ascii="Arial" w:hAnsi="Arial" w:cs="Arial"/>
-                <w:noProof/>
-                <w:sz w:val="20"/>
-                <w:szCs w:val="20"/>
-              </w:rPr>
-              <w:t xml:space="preserve"> informé de la clôture du stage</w:t>
+              <w:t>SAGAIE est informé de la clôture du stage</w:t>
             </w:r>
           </w:p>
         </w:tc>
@@ -544,7 +528,7 @@
                 <w:sz w:val="20"/>
                 <w:szCs w:val="20"/>
               </w:rPr>
-              <w:t>La clôture du stage est effectuée automatiquement par le système à partir de sa date de fin</w:t>
+              <w:t>La clôture du stage est déclenchée par l’acteur Temps à partir de sa date de fin, sans intervention d’un utilisateur</w:t>
             </w:r>
           </w:p>
           <w:p>
@@ -655,16 +639,7 @@
                 <w:sz w:val="20"/>
                 <w:szCs w:val="20"/>
               </w:rPr>
-              <w:t xml:space="preserve">Action réservée aux utilisateurs authentifiés ayant le rôle </w:t>
-            </w:r>
-            <w:r>
-              <w:rPr>
-                <w:rFonts w:ascii="Arial" w:hAnsi="Arial" w:cs="Arial"/>
-                <w:noProof/>
-                <w:sz w:val="20"/>
-                <w:szCs w:val="20"/>
-              </w:rPr>
-              <w:t xml:space="preserve"> administrateur</w:t>
+              <w:t>Action déclenchée automatiquement par l’acteur Temps, sans intervention ni authentification d’un utilisateur (la périodicité du déclenchement reste à définir)</w:t>
             </w:r>
           </w:p>
         </w:tc>
@@ -698,17 +673,7 @@
                 <w:sz w:val="20"/>
                 <w:szCs w:val="20"/>
               </w:rPr>
-              <w:t>Besoins en IHM</w:t>
-            </w:r>
-            <w:r>
-              <w:rPr>
-                <w:rFonts w:ascii="Arial" w:hAnsi="Arial" w:cs="Arial"/>
-                <w:b/>
-                <w:noProof/>
-                <w:sz w:val="20"/>
-                <w:szCs w:val="20"/>
-              </w:rPr>
-              <w:t> :</w:t>
+              <w:t>Besoins en IHM :</w:t>
             </w:r>
           </w:p>
         </w:tc>
@@ -749,8 +714,6 @@
               </w:rPr>
               <w:t>Liste des stages avec leur statut (en cours / clôturé)</w:t>
             </w:r>
-            <w:bookmarkStart w:id="0" w:name="_GoBack"/>
-            <w:bookmarkEnd w:id="0"/>
           </w:p>
         </w:tc>
       </w:tr>
@@ -782,10 +745,7 @@
         </w:rPr>
       </w:pPr>
       <w:r>
-        <w:t xml:space="preserve">1. Le système affiche </w:t>
-      </w:r>
-      <w:r>
-        <w:t>le stage comme clôturé</w:t>
+        <w:t>1. Le système affiche le stage comme clôturé</w:t>
       </w:r>
     </w:p>
     <w:p>
@@ -866,6 +826,7 @@
         <w:rPr>
           <w:noProof/>
         </w:rPr>
+        <w:lastRenderedPageBreak/>
         <w:drawing>
           <wp:inline distT="0" distB="0" distL="0" distR="0" wp14:anchorId="22156F61" wp14:editId="3E085DE2">
             <wp:extent cx="5760720" cy="266700"/>
@@ -970,18 +931,7 @@
                 <w:sz w:val="20"/>
                 <w:szCs w:val="20"/>
               </w:rPr>
-              <w:t>Scénarios</w:t>
-            </w:r>
-            <w:r>
-              <w:rPr>
-                <w:rFonts w:ascii="Arial" w:hAnsi="Arial" w:cs="Arial"/>
-                <w:b/>
-                <w:bCs/>
-                <w:noProof/>
-                <w:sz w:val="20"/>
-                <w:szCs w:val="20"/>
-              </w:rPr>
-              <w:t xml:space="preserve"> du cas d’utilisation</w:t>
+              <w:t>Scénarios du cas d’utilisation</w:t>
             </w:r>
           </w:p>
         </w:tc>
@@ -1049,25 +999,7 @@
                 <w:sz w:val="20"/>
                 <w:szCs w:val="20"/>
               </w:rPr>
-              <w:t>L</w:t>
-            </w:r>
-            <w:r>
-              <w:rPr>
-                <w:rFonts w:ascii="Arial" w:hAnsi="Arial" w:cs="Arial"/>
-                <w:noProof/>
-                <w:sz w:val="20"/>
-                <w:szCs w:val="20"/>
-              </w:rPr>
-              <w:t xml:space="preserve">’administrateur </w:t>
-            </w:r>
-            <w:r>
-              <w:rPr>
-                <w:rFonts w:ascii="Arial" w:hAnsi="Arial" w:cs="Arial"/>
-                <w:noProof/>
-                <w:sz w:val="20"/>
-                <w:szCs w:val="20"/>
-              </w:rPr>
-              <w:t>est authentifié</w:t>
+              <w:t>Le stage a été chargé depuis SAGAIE et est au statut « En cours »</w:t>
             </w:r>
           </w:p>
           <w:p>
@@ -1092,25 +1024,7 @@
                 <w:sz w:val="20"/>
                 <w:szCs w:val="20"/>
               </w:rPr>
-              <w:t>L</w:t>
-            </w:r>
-            <w:r>
-              <w:rPr>
-                <w:rFonts w:ascii="Arial" w:hAnsi="Arial" w:cs="Arial"/>
-                <w:noProof/>
-                <w:sz w:val="20"/>
-                <w:szCs w:val="20"/>
-              </w:rPr>
-              <w:t xml:space="preserve">’administrateur </w:t>
-            </w:r>
-            <w:r>
-              <w:rPr>
-                <w:rFonts w:ascii="Arial" w:hAnsi="Arial" w:cs="Arial"/>
-                <w:noProof/>
-                <w:sz w:val="20"/>
-                <w:szCs w:val="20"/>
-              </w:rPr>
-              <w:t>est sur la page de gestion des stages</w:t>
+              <w:t>La date de fin du stage est atteinte</w:t>
             </w:r>
           </w:p>
           <w:p>
@@ -1135,7 +1049,7 @@
                 <w:sz w:val="20"/>
                 <w:szCs w:val="20"/>
               </w:rPr>
-              <w:t>Le stage a été chargé depuis SAGAIE et est en cours</w:t>
+              <w:t>Le déclencheur temporel (Temps) est actif</w:t>
             </w:r>
           </w:p>
         </w:tc>
@@ -1172,18 +1086,7 @@
                 <w:sz w:val="20"/>
                 <w:szCs w:val="20"/>
               </w:rPr>
-              <w:t>Scénario nominal</w:t>
-            </w:r>
-            <w:r>
-              <w:rPr>
-                <w:rFonts w:ascii="Arial" w:hAnsi="Arial" w:cs="Arial"/>
-                <w:b/>
-                <w:bCs/>
-                <w:noProof/>
-                <w:sz w:val="20"/>
-                <w:szCs w:val="20"/>
-              </w:rPr>
-              <w:t xml:space="preserve"> </w:t>
+              <w:t xml:space="preserve">Scénario nominal </w:t>
             </w:r>
             <w:r>
               <w:rPr>
@@ -1231,7 +1134,7 @@
                 <w:sz w:val="20"/>
                 <w:szCs w:val="20"/>
               </w:rPr>
-              <w:t>Acteur Principal</w:t>
+              <w:t>Temps (acteur principal)</w:t>
             </w:r>
           </w:p>
         </w:tc>
@@ -1291,6 +1194,15 @@
                 <w:szCs w:val="20"/>
               </w:rPr>
             </w:pPr>
+            <w:r>
+              <w:rPr>
+                <w:rFonts w:ascii="Arial" w:hAnsi="Arial" w:cs="Arial"/>
+                <w:noProof/>
+                <w:sz w:val="20"/>
+                <w:szCs w:val="20"/>
+              </w:rPr>
+              <w:t>1. Atteint la date de fin du stage et déclenche la clôture.</w:t>
+            </w:r>
           </w:p>
         </w:tc>
         <w:tc>
@@ -1311,15 +1223,6 @@
                 <w:szCs w:val="20"/>
               </w:rPr>
             </w:pPr>
-            <w:r>
-              <w:rPr>
-                <w:rFonts w:ascii="Arial" w:hAnsi="Arial" w:cs="Arial"/>
-                <w:noProof/>
-                <w:sz w:val="20"/>
-                <w:szCs w:val="20"/>
-              </w:rPr>
-              <w:t>1. Le système surveille les stages au statut « En cours ».</w:t>
-            </w:r>
           </w:p>
         </w:tc>
       </w:tr>
@@ -1373,16 +1276,7 @@
                 <w:sz w:val="20"/>
                 <w:szCs w:val="20"/>
               </w:rPr>
-              <w:t xml:space="preserve">2. </w:t>
-            </w:r>
-            <w:r>
-              <w:rPr>
-                <w:rFonts w:ascii="Arial" w:hAnsi="Arial" w:cs="Arial"/>
-                <w:noProof/>
-                <w:sz w:val="20"/>
-                <w:szCs w:val="20"/>
-              </w:rPr>
-              <w:t>Le système détecte que la date de fin du stage est atteinte.</w:t>
+              <w:t>2. Le système recherche les stages « En cours » dont la date de fin est atteinte.</w:t>
             </w:r>
           </w:p>
         </w:tc>
@@ -1437,16 +1331,7 @@
                 <w:sz w:val="20"/>
                 <w:szCs w:val="20"/>
               </w:rPr>
-              <w:t xml:space="preserve">3. </w:t>
-            </w:r>
-            <w:r>
-              <w:rPr>
-                <w:rFonts w:ascii="Arial" w:hAnsi="Arial" w:cs="Arial"/>
-                <w:noProof/>
-                <w:sz w:val="20"/>
-                <w:szCs w:val="20"/>
-              </w:rPr>
-              <w:t>Le système vérifie que le stage est toujours au statut « En cours ».</w:t>
+              <w:t>3. Le système vérifie que le stage est toujours au statut « En cours ».</w:t>
             </w:r>
           </w:p>
         </w:tc>
@@ -1501,25 +1386,7 @@
                 <w:sz w:val="20"/>
                 <w:szCs w:val="20"/>
               </w:rPr>
-              <w:t xml:space="preserve">4. </w:t>
-            </w:r>
-            <w:r>
-              <w:rPr>
-                <w:rFonts w:ascii="Arial" w:hAnsi="Arial" w:cs="Arial"/>
-                <w:noProof/>
-                <w:sz w:val="20"/>
-                <w:szCs w:val="20"/>
-              </w:rPr>
-              <w:t>Le système passe automatiquement le stage au statut « Clôturé »</w:t>
-            </w:r>
-            <w:r>
-              <w:rPr>
-                <w:rFonts w:ascii="Arial" w:hAnsi="Arial" w:cs="Arial"/>
-                <w:noProof/>
-                <w:sz w:val="20"/>
-                <w:szCs w:val="20"/>
-              </w:rPr>
-              <w:t>.</w:t>
+              <w:t>4. Le système passe automatiquement le stage au statut « Clôturé ».</w:t>
             </w:r>
           </w:p>
         </w:tc>
@@ -1574,16 +1441,7 @@
                 <w:sz w:val="20"/>
                 <w:szCs w:val="20"/>
               </w:rPr>
-              <w:t xml:space="preserve">5. </w:t>
-            </w:r>
-            <w:r>
-              <w:rPr>
-                <w:rFonts w:ascii="Arial" w:hAnsi="Arial" w:cs="Arial"/>
-                <w:noProof/>
-                <w:sz w:val="20"/>
-                <w:szCs w:val="20"/>
-              </w:rPr>
-              <w:t>Le système libère automatiquement la salle et les postes affectés au stage.</w:t>
+              <w:t>5. Le système libère automatiquement la salle et les postes affectés au stage.</w:t>
             </w:r>
           </w:p>
         </w:tc>
@@ -1638,16 +1496,7 @@
                 <w:sz w:val="20"/>
                 <w:szCs w:val="20"/>
               </w:rPr>
-              <w:t xml:space="preserve">6. </w:t>
-            </w:r>
-            <w:r>
-              <w:rPr>
-                <w:rFonts w:ascii="Arial" w:hAnsi="Arial" w:cs="Arial"/>
-                <w:noProof/>
-                <w:sz w:val="20"/>
-                <w:szCs w:val="20"/>
-              </w:rPr>
-              <w:t>Le système transmet automatiquement l’information de clôture à SAGAIE.</w:t>
+              <w:t>6. Le système transmet automatiquement l’information de clôture à SAGAIE.</w:t>
             </w:r>
           </w:p>
         </w:tc>
@@ -1702,16 +1551,7 @@
                 <w:sz w:val="20"/>
                 <w:szCs w:val="20"/>
               </w:rPr>
-              <w:t xml:space="preserve">7. </w:t>
-            </w:r>
-            <w:r>
-              <w:rPr>
-                <w:rFonts w:ascii="Arial" w:hAnsi="Arial" w:cs="Arial"/>
-                <w:noProof/>
-                <w:sz w:val="20"/>
-                <w:szCs w:val="20"/>
-              </w:rPr>
-              <w:t>Le système met à jour les informations du stage dans l’application.</w:t>
+              <w:t>7. Le système met à jour les informations du stage dans l’application.</w:t>
             </w:r>
           </w:p>
         </w:tc>
